--- a/Module Edit Docs/I6 - Edit Doc.docx
+++ b/Module Edit Docs/I6 - Edit Doc.docx
@@ -18,6 +18,67 @@
           <w:sz w:val="19"/>
         </w:rPr>
         <w:t>HOW TO USE: edit the wording directly (Track Changes if you like). For layout or a figure (size, position, wrong/missing image) write a short instruction in [brackets] right where it applies. Send it back and I apply the wording to the page and the layout notes to the styling, then regenerate. This is a content+notes doc, so it will not look exactly like the web page.</w:t>
+      </w:r>
+    </w:p>
+    <w:p/>
+    <w:p>
+      <w:r>
+        <w:rPr>
+          <w:b/>
+          <w:color w:val="B00000"/>
+          <w:sz w:val="21"/>
+        </w:rPr>
+        <w:t>ISSUES FLAGGED FOR THIS MODULE (4)</w:t>
+      </w:r>
+    </w:p>
+    <w:p>
+      <w:r>
+        <w:rPr>
+          <w:i/>
+          <w:color w:val="5A5A5A"/>
+          <w:sz w:val="19"/>
+        </w:rPr>
+        <w:t>These were found while the module was built and are not part of the prose. SOURCE means the defect is in a deck, a Notion page or the source index and has to be fixed there too. DECISION means it needs your call before the page is final. NOTE is for information. Answer them in [brackets] like any other instruction.</w:t>
+      </w:r>
+    </w:p>
+    <w:p>
+      <w:r>
+        <w:rPr>
+          <w:i/>
+          <w:color w:val="B00000"/>
+          <w:sz w:val="19"/>
+        </w:rPr>
+        <w:t>[SOURCE: The Gallardo and Pinsky transmural perfusion pressure graphic that INDEX.md gap G8 asks for cannot be sourced. A PubMed author search for the two together returns zero results. The figure was dropped and drawn from scratch rather than cite something unverifiable. This closes part of the Appendix B citation item.]</w:t>
+      </w:r>
+    </w:p>
+    <w:p>
+      <w:r>
+        <w:rPr>
+          <w:i/>
+          <w:color w:val="B00000"/>
+          <w:sz w:val="19"/>
+        </w:rPr>
+        <w:t>[SOURCE: The Notion-cited "Ltaief 2021 Crit Care 25:318" does not resolve. The CO2 gap point is derived from the Fick form rather than cited.]</w:t>
+      </w:r>
+    </w:p>
+    <w:p>
+      <w:r>
+        <w:rPr>
+          <w:i/>
+          <w:color w:val="5A5A5A"/>
+          <w:sz w:val="19"/>
+        </w:rPr>
+        <w:t>[NOTE: One unsourced textbook constant remains: CO2 is "roughly twenty times more diffusible" than oxygen.]</w:t>
+      </w:r>
+    </w:p>
+    <w:p>
+      <w:r>
+        <w:rPr>
+          <w:i/>
+          <w:color w:val="5A5A5A"/>
+          <w:sz w:val="19"/>
+        </w:rPr>
+        <w:t>[NOTE: No real-image sublingual videomicroscopy figure exists anywhere in the library, so that figure gap is left open rather than filled with a placeholder.]</w:t>
       </w:r>
     </w:p>
     <w:p/>

--- a/Module Edit Docs/I6 - Edit Doc.docx
+++ b/Module Edit Docs/I6 - Edit Doc.docx
@@ -28,7 +28,7 @@
           <w:color w:val="B00000"/>
           <w:sz w:val="21"/>
         </w:rPr>
-        <w:t>ISSUES FLAGGED FOR THIS MODULE (4)</w:t>
+        <w:t>ISSUES FLAGGED FOR THIS MODULE (7)</w:t>
       </w:r>
     </w:p>
     <w:p>
@@ -48,7 +48,7 @@
           <w:color w:val="B00000"/>
           <w:sz w:val="19"/>
         </w:rPr>
-        <w:t>[SOURCE: The Gallardo and Pinsky transmural perfusion pressure graphic that INDEX.md gap G8 asks for cannot be sourced. A PubMed author search for the two together returns zero results. The figure was dropped and drawn from scratch rather than cite something unverifiable. This closes part of the Appendix B citation item.]</w:t>
+        <w:t>[SOURCE: The Notion-cited "Ltaief 2021 Crit Care 25:318" does not resolve. The CO2 gap point stays derived from the Fick form rather than cited. Two of Gustavo's V2 pasted images (a Pv-aCO2 vs cardiac output curve and a three-panel CO2-gap schematic) sit at this citation's location but carry no verifiable source either, so neither was placed on the page.]</w:t>
       </w:r>
     </w:p>
     <w:p>
@@ -58,7 +58,7 @@
           <w:color w:val="B00000"/>
           <w:sz w:val="19"/>
         </w:rPr>
-        <w:t>[SOURCE: The Notion-cited "Ltaief 2021 Crit Care 25:318" does not resolve. The CO2 gap point is derived from the Fick form rather than cited.]</w:t>
+        <w:t>[SOURCE: Gustavo's V2 edit doc pastes 8 images against 6 [IMAGE] markers. Two are duplicates of existing site SVGs (flow-heterogeneity, two-circuit-profile) and not used. One duplicate (waterfall/Pcc/Pms diagram) has "Pra" and "Pmsf" baked into the raster text, contradicting RAP/Pms convention. The other four (LDH reaction, cellular lactate handling, and the two CO2-gap images above) accompany the new Lactate and CO2-gap prose but have no verified non-course source and were not requested by bracket or comment, so none was placed as a page figure. Available if Neal wants hand-drawn SVG equivalents.]</w:t>
       </w:r>
     </w:p>
     <w:p>
@@ -68,7 +68,7 @@
           <w:color w:val="5A5A5A"/>
           <w:sz w:val="19"/>
         </w:rPr>
-        <w:t>[NOTE: One unsourced textbook constant remains: CO2 is "roughly twenty times more diffusible" than oxygen.]</w:t>
+        <w:t>[NOTE: The "CO2 is roughly twenty times more diffusible than oxygen" constant stays unsourced (no PubMed abstract found). Softened on the page to a qualitative statement without the numeric multiplier.]</w:t>
       </w:r>
     </w:p>
     <w:p>
@@ -78,7 +78,37 @@
           <w:color w:val="5A5A5A"/>
           <w:sz w:val="19"/>
         </w:rPr>
-        <w:t>[NOTE: No real-image sublingual videomicroscopy figure exists anywhere in the library, so that figure gap is left open rather than filled with a placeholder.]</w:t>
+        <w:t>[NOTE: No real-image sublingual videomicroscopy figure exists anywhere in the library, including among Gustavo's V2 pasted images, so that figure gap is left open rather than filled with a placeholder.]</w:t>
+      </w:r>
+    </w:p>
+    <w:p>
+      <w:r>
+        <w:rPr>
+          <w:i/>
+          <w:color w:val="0050A0"/>
+          <w:sz w:val="19"/>
+        </w:rPr>
+        <w:t>[DECISION: C25 (Gustavo, I6) attributes central arterial stiffening in sepsis to vasa vasorum microangiopathy, sourced to Pinsky. No PubMed abstract supports this mechanism. Confirm whether this is a published claim or a personal communication before it goes on the page.]</w:t>
+      </w:r>
+    </w:p>
+    <w:p>
+      <w:r>
+        <w:rPr>
+          <w:i/>
+          <w:color w:val="0050A0"/>
+          <w:sz w:val="19"/>
+        </w:rPr>
+        <w:t>[DECISION: Table row 2 ("Reduced capillary density") carries a tracked insertion of "functionally" before "capillary density." Not applied: the row's own mechanism (haemodilution, anaemia) is anatomical, not functional, and functional density is already row 1's lesion (paragraph on anatomical vs functional density). Confirm intent before applying.]</w:t>
+      </w:r>
+    </w:p>
+    <w:p>
+      <w:r>
+        <w:rPr>
+          <w:i/>
+          <w:color w:val="5A5A5A"/>
+          <w:sz w:val="19"/>
+        </w:rPr>
+        <w:t>[NOTE: 2026-09-13 fixup pass applied the two missed Gustavo insertions on capillary refill time (CRT interrogates the same bed by a different route, reframed via Module I11 as a provoked but non-mechanism-identifying test of peripheral microvascular reactivity), restored as a standalone paragraph after the mottling mechanisms paragraph, and trimmed the outdated merged sentence it had replaced from the Andrei P_cc paragraph. Lint: 0 problems.]</w:t>
       </w:r>
     </w:p>
     <w:p/>
@@ -102,7 +132,7 @@
     </w:p>
     <w:p>
       <w:r>
-        <w:t>That change of variable produces the central claim of the module. Restoring blood pressure and cardiac output does not reliably restore capillary perfusion. When the two move together the relationship is called hemodynamic coherence, and resuscitation guided by systemic targets works because coherence holds. In inflammation and infection it can fail, and when it fails the macrocirculatory numbers keep improving while the tissue stays in shock.</w:t>
+        <w:t>That change of variable produces the central claim of the module. Restoring blood pressure and cardiac output does not reliably restore capillary perfusion. When the two move together the relationship is called macro-to-microcirculatory coupling, and resuscitation guided by systemic targets works because said coupling holds. In inflammation and infection it can fail, and when it fails the macrocirculatory numbers keep improving while the tissue stays in shock.</w:t>
       </w:r>
     </w:p>
     <w:p>
@@ -131,6 +161,14 @@
     <w:p>
       <w:r>
         <w:t>Edul and colleagues measured this with sidestream dark field imaging in 25 patients with septic shock and 25 volunteers, using the parameters the European Society of Intensive Care Medicine task force later standardised. Total capillary density was identical, 16.9 against 16.7 mm/mm2. Perfused capillary density was not, 13.2 against 16.6. The proportion of perfused capillaries fell from 1.00 to 0.78, the microvascular flow index from 2.97 to 2.15 and red cell velocity from 1332 to 830 micrometres per second, while the heterogeneity flow index rose from 0.25 to 1.64. The study also rejected a common intuition: hyperdynamic microvascular flow was absent, with only 4 percent of capillaries exceeding the seventy-fifth percentile velocity of the volunteers. The septic microcirculation is not a bed racing blood past the tissue. It is a bed in which some capillaries have slowed and others have stopped.</w:t>
+      </w:r>
+    </w:p>
+    <w:p>
+      <w:pPr>
+        <w:pStyle w:val="Heading3"/>
+      </w:pPr>
+      <w:r>
+        <w:t>Why heterogeneity, and not mean flow, is the lesion</w:t>
       </w:r>
     </w:p>
     <w:p>
@@ -232,12 +270,12 @@
         <w:pStyle w:val="Heading2"/>
       </w:pPr>
       <w:r>
-        <w:t>Hemodynamic coherence, and what its loss predicts</w:t>
+        <w:t>Macro-to-microcirculatory coupling, and what its loss predicts</w:t>
       </w:r>
     </w:p>
     <w:p>
       <w:r>
-        <w:t>Ince gave the assumption its name. Hemodynamic coherence is the condition in which correcting systemic haemodynamic variables also corrects regional and microcirculatory perfusion, and it is the premise that makes a pressure-and-flow resuscitation strategy rational. His argument is that in inflammation and infection the vascular regulation that maintains coherence is itself damaged, so the microcirculation can remain in shock after the macrocirculation has been repaired. He separates four alterations, and they are worth holding apart because they call for different responses.</w:t>
+        <w:t>Macro-to-microcirculatory coupling is the condition in which correcting systemic haemodynamic variables also corrects regional and microcirculatory perfusion, and it is the premise that makes a pressure-and-flow resuscitation strategy rational. Ince's argument is that in inflammation and infection the vascular regulation that maintains coupling is itself damaged, so the microcirculation can remain in shock after the macrocirculation has been repaired. He separates four alterations, and they are worth holding apart because they call for different responses.</w:t>
       </w:r>
     </w:p>
     <w:tbl>
@@ -465,6 +503,14 @@
     <w:p>
       <w:r>
         <w:t>Two studies fix the character of the lesion. In the original description, sublingual vessel density in 50 patients with severe sepsis was modestly reduced, 4.5 against 5.4 per mm in volunteers, but the proportion of perfused small vessels collapsed, 48 against 90 percent, worse in non-survivors. The finding worth memorising is the control experiment: topical acetylcholine completely reversed the abnormality. The vessels were not obstructed and they were not gone. They were closed, by a regulatory failure a local vasodilator could override. Sakr and colleagues then followed 49 patients with septic shock daily. At the onset survivors and non-survivors were indistinguishable, at 65 and 58 percent perfused small vessels, and what separated them was the trajectory, which improved in survivors and did not in those who died. Patients who died in multiple organ failure after their shock had formally resolved, with matched haemodynamics, oxygenation and vasopressor use, still had 57.4 percent perfused vessels against 79.3 percent. One microcirculatory measurement is a weak prognostic statement and its direction of change over the first day or two is a strong one, which is exactly the pattern the bedside markers show.</w:t>
+      </w:r>
+    </w:p>
+    <w:p>
+      <w:pPr>
+        <w:pStyle w:val="Heading3"/>
+      </w:pPr>
+      <w:r>
+        <w:t>Testing coupling by intervening</w:t>
       </w:r>
     </w:p>
     <w:p>
@@ -710,7 +756,7 @@
     </w:p>
     <w:p>
       <w:r>
-        <w:t>The second function closes the loop with the previous section. Capillary recruitment is not a passive hydraulic event. A closed capillary does not open because the pressure upstream rose. It opens because increased flow and shear in the vessels around it are sensed by the endothelium and converted into a vasodilator signal that propagates along the wall to the feeding arteriole. That is why augmenting cardiac output recruits a bed with intact endothelium and does nothing to a bed whose sensor has been stripped off. When the interventional studies report that raising flow sent all of it through the already-open units, this is the mechanism: no recruiting signal is generated, so the extra flow goes exactly where it was already going.</w:t>
+        <w:t>The second function closes the loop with the previous section. Capillary recruitment is not a passive hydraulic event. A closed capillary does not open because the pressure upstream rose. It opens because increased flow and shear in the vessels around it are sensed by the endothelium and converted into a vasodilator signal that propagates along the wall to the feeding arteriole: the microcirculation was still reactive. That is why augmenting cardiac output recruits a bed with intact endothelium and does nothing to a bed whose sensor has been stripped off. When the interventional studies report that raising flow sent all of it through the already-open units, this is the mechanism: no recruiting signal is generated, so the extra flow goes exactly where it was already going.</w:t>
       </w:r>
     </w:p>
     <w:p>
@@ -728,7 +774,7 @@
     </w:p>
     <w:p>
       <w:r>
-        <w:t>Module I5 derived the critical closing pressure and established that the honest form of the first interface carries it as the downstream term. This section takes the structural consequence, which is larger than the equation looks, and which Magder and, more recently, Pinsky, Monge García and Dubin have argued should change how vasomotor tone is assessed at all.</w:t>
+        <w:t>Module I5 derived the critical closing pressure and established that the complete form of the first interface carries it as the downstream term. This section takes the structural consequence, which is larger than the equation looks, and which Magder and, more recently, Pinsky, Monge García and Dubin have argued should change how vasomotor tone is assessed at all.</w:t>
       </w:r>
     </w:p>
     <w:p>
@@ -802,7 +848,7 @@
     </w:p>
     <w:p>
       <w:r>
-        <w:t>This is not only a diagram. Maas and colleagues measured both endpoints at the bedside in ten ventilated postoperative cardiac surgery patients, building a venous return curve from paired central venous pressure and cardiac output during inspiratory holds to find Pms, and a ventricular output curve from arterial pressure and cardiac output over the same manoeuvres to find Pcc. The filling pressure was 18.7 mmHg and the closing pressure 45.5 mmHg, a difference of 26.8 plus or minus 10.7 mmHg that persisted after volume expansion. The arithmetic that follows is the part worth carrying. Arterial resistance upstream of Pcc was 8.27 and venous resistance downstream of Pms was 2.75 mmHg·min/L. Their sum, 11.01, differed significantly from the total systemic vascular resistance calculated conventionally, 16.56. The gap between the two is the waterfall, entered into a calculation as though it were a resistance.</w:t>
+        <w:t>This is not only a diagram. Maas and colleagues measured both endpoints at the bedside in ten ventilated postoperative cardiac surgery patients, building a venous return curve from paired central venous pressure and cardiac output during inspiratory holds to find Pms, and a ventricular output curve from arterial pressure and cardiac output over the same manoeuvres to find Pcc. The filling pressure was 18.7 mmHg and the closing pressure 45.5 mmHg, a difference of 26.8 (S.D. +/- 10.7 mmHg) that persisted after volume expansion. The arithmetic that follows is the part worth carrying. Arterial resistance upstream of Pcc was 8.27 and venous resistance downstream of Pms was 2.75 mmHg·min/L. Their sum, 11.01, differed significantly from the total systemic vascular resistance calculated conventionally, 16.56. The gap between the two is the waterfall, entered into a calculation as though it were a resistance.</w:t>
       </w:r>
     </w:p>
     <w:p>
@@ -812,7 +858,7 @@
     </w:p>
     <w:p>
       <w:r>
-        <w:t>Andrei and colleagues measured this prospectively in 30 patients with vasoplegic hypotension after cardiac surgery who were about to start norepinephrine, determining the mean systemic pressure and the critical closing pressure before and after. Vasoplegia had almost abolished the waterfall, which measured 3.47 mmHg at baseline against the 27 mmHg Maas found in toned postoperative patients. Norepinephrine raised arterial pressure and total peripheral resistance in every patient but restored the waterfall in only 19 of 30, in whom it rose to 43.6 mmHg. Those 19 improved their cardiac index from 1.8 to 2.2 L/min/m2, their capillary refill time from 4.2 to 3.1 seconds and their carbon dioxide gap from 9 to 6 mmHg. The other 11 raised their blood pressure and improved none of those things, and no baseline variable predicted which group a patient fell into.</w:t>
+        <w:t>Andrei and colleagues measured this prospectively in 30 patients with vasoplegic hypotension after cardiac surgery who were about to start norepinephrine, determining the mean systemic pressure and the critical closing pressure before and after. Vasoplegia had almost abolished the waterfall, which measured 3.47 mmHg at baseline against the 27 mmHg Maas found in toned postoperative patients. Norepinephrine raised arterial pressure and total peripheral resistance in every patient but restored the waterfall in only 19 of 30, in whom it rose to 43.6 mmHg. Those 19 improved their cardiac index from 1.8 to 2.2 L/min/m2, their capillary refill time from 4.2 to 3.1 seconds and their carbon dioxide gap from 9 to 6 mmHg. The other 11 raised their blood pressure and improved none of those things, and no baseline variable predicted which group a patient fell into. A complementary mechanistic interpretation is that Pcc is local and threshold-dependent: if excessive tone, low inflow pressure or surrounding tissue pressure pushes one vascular territory toward its closing threshold while another remains comfortably patent, heterogeneous flow can appear even when the systemic MAP is unchanged. This pressure-dependent mechanism can coexist with the endothelial, glycocalyx and microthrombotic mechanisms developed below.</w:t>
       </w:r>
     </w:p>
     <w:p>
@@ -855,6 +901,11 @@
     </w:p>
     <w:p>
       <w:r>
+        <w:t>The same decoupling has a bedside consequence for how arterial load is estimated. A single-beat arterial elastance is commonly approximated as Ea ≈ 0.9 × SBP ÷ SV, an approximation validated against invasively measured end-systolic elastance and built on the assumption that systolic pressure is measured centrally. If SBP is instead taken from a radial line, the peripheral amplification this section describes, or its inversion in sepsis, changes what that pressure represents, and the factor that recovers a valid Ea estimate is no longer reliably 0.9. When central pulse pressure exceeds radial pulse pressure, as the mechanism above predicts in sepsis, using the radial systolic pressure as though it were central risks the correction running the wrong way.</w:t>
+      </w:r>
+    </w:p>
+    <w:p>
+      <w:r>
         <w:t>Two consequences follow, and they are the reason this belongs in a microcirculation module rather than an arterial one. A radial trace in sepsis is not a scaled aortic trace, so the usual correction, that peripheral systolic pressure overstates central systolic pressure, points the wrong way in these patients. This compounds with damping, which is module I3, and the respiratory variation computed from that line inherits both distortions, which is module I13. And every arterial pressure derived cardiac output algorithm assumes a fixed relationship between pulse pressure, compliance and resistance at the sampling site, so decoupling breaks the assumption in a way the algorithm cannot detect. That is why these devices lose precision and trending accuracy in septic shock and during vasopressor titration, and the device physics belongs to the expert pathway.</w:t>
       </w:r>
     </w:p>
@@ -869,6 +920,67 @@
     <w:p>
       <w:r>
         <w:t>The bedside use of these markers, their thresholds, their trial evidence and how to combine them are all in module I11. What follows is only the microcirculatory mechanism underneath each one, because the mechanism is what tells you when the marker will lie and in which direction.</w:t>
+      </w:r>
+    </w:p>
+    <w:p>
+      <w:pPr>
+        <w:pStyle w:val="Heading3"/>
+      </w:pPr>
+      <w:r>
+        <w:t>Lactate: metabolic stress, not a direct flow meter</w:t>
+      </w:r>
+    </w:p>
+    <w:p>
+      <w:r>
+        <w:t>Blood lactate concentration remains one of the most frequently used biomarkers in critical care and has been extensively validated as a prognostic marker in shock and critical illness. Although it is traditionally interpreted as a surrogate of impaired tissue oxygen delivery, persistent hyperlactataemia reflects a much more complex interplay among oxygen transport, glycolytic flux, adrenergic stimulation, mitochondrial function, microcirculatory flow and metabolic adaptation.</w:t>
+      </w:r>
+    </w:p>
+    <w:p>
+      <w:r>
+        <w:t>The traditional rationale for using lactate as a perfusion marker begins with cellular redox balance. During glycolysis, glucose is converted to pyruvate while NAD+ is reduced to NADH. For glycolysis to continue, NADH must be reoxidised to NAD+. Under normal aerobic conditions, pyruvate enters the mitochondria and is oxidised through pyruvate dehydrogenase and the Krebs cycle, while reducing equivalents are transferred to the electron transport chain, where oxygen serves as the final electron acceptor.</w:t>
+      </w:r>
+    </w:p>
+    <w:p>
+      <w:r>
+        <w:t>When oxygen delivery becomes insufficient, oxidative phosphorylation slows, mitochondrial reoxidation of NADH becomes limited, and cytosolic NADH accumulates. Under these conditions, lactate dehydrogenase reduces pyruvate to lactate while oxidising NADH back to NAD+, allowing glycolysis to continue producing ATP despite impaired mitochondrial oxidation. In this setting, elevated lactate is therefore a biologically plausible marker of tissue hypoxia and of the shift toward oxygen-limited glycolytic ATP production traditionally described as anaerobic metabolism.</w:t>
+      </w:r>
+    </w:p>
+    <w:p>
+      <w:r>
+        <w:t>This reaction also has an important acid-base consequence. The conversion of pyruvate to lactate consumes H+, so lactate formation itself does not acidify the cytoplasm. On the contrary, by regenerating NAD+ and consuming a proton, the lactate dehydrogenase reaction helps sustain glycolytic ATP production while partially limiting cytosolic acidification. Preserving intracellular pH matters because proton concentration alters the ionisation of amino acid side chains and therefore the electrostatic and hydrogen-bond interactions that stabilise protein conformation. By helping resist cytosolic acidification, the reaction contributes to an environment in which proteins can preserve their physiologic tertiary and, where applicable, quaternary structure and enzymatic function. This is only one component of intracellular pH regulation, alongside cellular buffers, membrane transporters and proton extrusion. The lactate dehydrogenase reaction captures this asymmetry directly: pyruvate is reduced to lactate while NADH is oxidised back to NAD+, regenerating the oxidised cofactor that glycolysis requires and consuming a proton in the process, which is why lactate production supports metabolic continuity rather than causing acidosis.</w:t>
+      </w:r>
+    </w:p>
+    <w:p>
+      <w:r>
+        <w:t>The important caveat is that the same pathway can accelerate even when oxygen is available. In sepsis, shock, exercise, shivering, seizures or epinephrine exposure, β2-adrenergic stimulation increases glycolytic flux and Na+/K+-ATPase activity, generating pyruvate faster than mitochondria can oxidise it. Under those circumstances, a larger fraction of pyruvate is converted to lactate despite preserved oxygen availability. Inflammatory signalling may further impair mitochondrial pyruvate utilisation, including through inhibition of pyruvate dehydrogenase. Hyperlactataemia may therefore reflect increased glycolytic throughput and altered substrate handling rather than tissue hypoxia alone. For this reason, lactate should be interpreted as a marker of metabolic stress, not as a direct flow meter.</w:t>
+      </w:r>
+    </w:p>
+    <w:p>
+      <w:r>
+        <w:t>A second caveat is that blood lactate is a concentration, not a production meter. What appears in the circulation reflects the balance between production, distribution, utilisation and clearance. Impaired hepatic or renal function may therefore contribute to elevated blood lactate without a major increase in production, whereas preserved uptake and oxidation may blunt the circulating rise despite ongoing regional abnormalities. Thus, an elevated lactate does not necessarily mean that all tissues are globally hypoperfused, and a normal lactate does not exclude regional microcirculatory failure.</w:t>
+      </w:r>
+    </w:p>
+    <w:p>
+      <w:r>
+        <w:t>That balance is even more dynamic because lactate is not simply a waste product waiting to be cleared. It is a mobile carbon and redox substrate exchanged between tissues and can serve as an important fuel, particularly during stress. Highly oxidative tissues such as the heart, brain and kidneys can take up lactate and oxidise it for energy, while the liver can recycle lactate through gluconeogenesis. Glucose-derived pyruvate may enter the mitochondria for oxidation or be converted to lactate by lactate dehydrogenase, and lactate can then be exported or imported through monocarboxylate transporters and used by other cells as a metabolic substrate, a shuttle that underscores why circulating lactate reflects production, transport, utilisation and clearance rather than the accumulation of a useless end product or anaerobic metabolism alone.</w:t>
+      </w:r>
+    </w:p>
+    <w:p>
+      <w:r>
+        <w:t>All of this brings us to one of the most persistent misconceptions taught alongside lactate: "lactic acidosis". Hyperlactataemia and metabolic acidosis certainly coexist, sometimes profoundly, but the term becomes physiologically misleading when it implies that lactate itself generates the acidosis. The lactate dehydrogenase reaction consumes rather than generates H+. During metabolic stress, the proton burden arises largely when ATP hydrolysis generates protons faster than oxidative metabolism, intracellular buffering and proton-handling systems can consume, buffer or remove them. Lactate and acidosis therefore commonly rise together because both accompany accelerated glycolytic flux and impaired oxidative metabolism, not because lactate itself is the acidifying agent. In fact, conversion of pyruvate to lactate is part of the compensatory response: it regenerates NAD+, consumes H+ at the lactate dehydrogenase reaction and allows glycolytic ATP production to continue.</w:t>
+      </w:r>
+    </w:p>
+    <w:p>
+      <w:r>
+        <w:t>Taken together, these mechanisms explain why the bedside interpretation of lactate has to be narrower than the traditional teaching. A rising lactate should always prompt the question of whether oxygen delivery and perfusion are adequate, but it does not prove global tissue hypoxia. Likewise, a normal lactate cannot exclude regional hypoperfusion. Lactate is best interpreted as a marker of whole-body metabolic stress whose mechanism must be inferred from the broader haemodynamic and perfusion context, and its trajectory is generally more informative than a single isolated value.</w:t>
+      </w:r>
+    </w:p>
+    <w:p>
+      <w:pPr>
+        <w:pStyle w:val="Heading3"/>
+      </w:pPr>
+      <w:r>
+        <w:t>Central venous saturation and PCO2 gap</w:t>
       </w:r>
     </w:p>
     <w:p>
@@ -910,12 +1022,12 @@
     </w:p>
     <w:p>
       <w:r>
-        <w:t>Separating them is not done with the saturation. It is done by watching what the other markers do when the saturation changes, and the key inversion is that a fall in central venous saturation after an intervention can be the success signal. If capillaries have been recruited, more units are participating in exchange, consumption rises, and the venous saturation comes down towards normal because delivery and utilisation have been recoupled. The number moving in the direction that normally worries you is, in that context, the finding you wanted.</w:t>
+        <w:t>Separating them is not done with the saturation. It is done by watching what the other markers do when the saturation changes, and the key inversion is that a fall in central venous saturation after an intervention can be the success signal. If capillaries have been recruited, more units are participating in exchange, consumption rises, and the venous saturation comes down towards normal because delivery and utilisation have been recoupled. The number moving in the direction that normally worries you is, in that context, the finding most beneficial to your patient.</w:t>
       </w:r>
     </w:p>
     <w:p>
       <w:r>
-        <w:t>The gap is a flow marker rather than an oxygenation marker, and the reason is a property of the molecule. Carbon dioxide is produced continuously by every cell and is roughly twenty times more diffusible in tissue than oxygen, so it escapes even from poorly perfused tissue into whatever blood is nearby. What limits its removal is not diffusion but convection, the rate at which blood carries it away. Rearranged as a Fick relationship for carbon dioxide:</w:t>
+        <w:t>The CO2 gap is a flow marker rather than an oxygenation marker, and the reason is a property of the molecule. Carbon dioxide is produced continuously by every cell and diffuses far more readily through tissue than oxygen does, so it escapes even from poorly perfused tissue into whatever blood is nearby. What limits its removal is not diffusion but convection, the rate at which blood carries it away. Rearranged as a Fick relationship for carbon dioxide:</w:t>
       </w:r>
     </w:p>
     <w:p>
@@ -939,7 +1051,15 @@
     </w:p>
     <w:p>
       <w:r>
-        <w:t>Three caveats limit it. The measurement is a partial pressure while the physiology runs on content, and the two are related by the carbon dioxide dissociation curve rather than by a constant. The Haldane effect means desaturated venous blood binds carbon dioxide more readily, which blunts the measured gap precisely when the central venous saturation is low, while tissue acidosis exaggerates it. And a wide gap does not say whether flow is inadequate globally or only locally, which is the question that sends you to the cardiac output rather than to the gap.</w:t>
+        <w:t>Three caveats limit it. The measurement is a partial pressure while the physiology runs on content, and the two are related by the carbon dioxide dissociation curve rather than by a constant. The Haldane effect means desaturated venous blood binds carbon dioxide more readily, which blunts the measured gap precisely when the central venous saturation is low, while tissue acidosis exaggerates it. And a wide gap does not distinguish whether the problem reflects reduced macrocirculatory flow or microvascular maldistribution in the setting of increased capillary heterogeneity.</w:t>
+      </w:r>
+    </w:p>
+    <w:p>
+      <w:pPr>
+        <w:pStyle w:val="Heading3"/>
+      </w:pPr>
+      <w:r>
+        <w:t>Mottling score and CRT: Peripheral perfusion parameters</w:t>
       </w:r>
     </w:p>
     <w:p>
@@ -949,7 +1069,7 @@
     </w:p>
     <w:p>
       <w:r>
-        <w:t>The construct has been validated against the microcirculation from two directions. Ait-Oufella and colleagues measured skin perfusion by laser Doppler over the same area they were scoring and found 37 perfusion units at a score of 0 to 1, against 22 at 2 to 3 and 23 at 4 to 5. More convincingly, they tracked change: in every patient whose score worsened, skin perfusion fell to 63 plus or minus 11 percent of baseline, and in every patient whose score improved it rose to 173 plus or minus 47 percent. Dumas and colleagues showed the score predicts 14 day mortality whatever the vasopressor dose and whatever the other perfusion parameters are doing, which is what you would expect of a variable that reports something the systemic numbers do not carry.</w:t>
+        <w:t>The construct has been validated against the microcirculation from two directions. Ait-Oufella and colleagues measured skin perfusion by laser Doppler over the same area they were scoring and found 37 perfusion units at a score of 0 to 1, against 22 at 2 to 3 and 23 at 4 to 5. More convincingly, they tracked change: in every patient whose score worsened, skin perfusion fell to 63 (S.D. +/- 11 percent) of baseline, and in every patient whose score improved it rose to 173 (S.D. +/- 47 percent). Dumas and colleagues showed the score predicts 14 day mortality whatever the vasopressor dose and whatever the other perfusion parameters are doing, which is what you would expect of a variable that reports something the systemic numbers do not carry.</w:t>
       </w:r>
     </w:p>
     <w:p>
@@ -964,12 +1084,25 @@
     </w:p>
     <w:p>
       <w:r>
-        <w:t>Capillary refill time interrogates the same bed by a different route. Module I11 reframes it as a provoked test of microvascular reactivity rather than a static description, and that framing is exactly right here. Reactivity is what the glycocalyx-dependent shear-sensing machinery provides, so a refill time that stays prolonged after the macrocirculation has been corrected is a direct read-out of the coherence failure described above rather than a residual sign to be discounted.</w:t>
+        <w:t>Capillary refill time interrogates the same bed by a different route. Module I11 (opens in a new tab) will frame it as a provoked test of peripheral microvascular reactivity rather than a static description, and that framing is exactly right here. A refill time that remains prolonged despite correction of systemic haemodynamics therefore raises the possibility that the peripheral circulation has not responded appropriately, but it does not identify the mechanism by itself.</w:t>
       </w:r>
     </w:p>
     <w:p>
       <w:r>
-        <w:t>A final caution applies to every marker above. There is no such thing as measuring "the microcirculation". A central venous saturation reports the drainage territory above the diaphragm, the skin markers report a bed sacrificed early and deliberately, and sublingual videomicroscopy reports a third. Boerma and colleagues imaged the sublingual and the intestinal microcirculation in 23 patients with abdominal sepsis and a newly constructed stoma. On day one there was no correlation between the two flow indices, Spearman coefficient 0.12, and none between either and the systemic variables. By day three, as both normalised, the correlation reappeared at 0.74. Regional dispersion of flow is itself part of the disease, and it is worst exactly when the information is most wanted.</w:t>
+        <w:t>Recent human data provide a mechanistic link. Capillary refill time is a refill test: once external pressure is released, blood must re-enter the skin from the arterial side. In 74 post-cardiac surgery patients, Andrei and colleagues found that capillary refill time changes tracked Pcc, but not Pms, suggesting that part of the signal reflects the arterial conditions governing arteriolar patency and refilling. The study did not directly measure microvascular flow, so this remains an indirect link rather than proof of restored macro-to-microcirculatory coupling.</w:t>
+      </w:r>
+    </w:p>
+    <w:p>
+      <w:pPr>
+        <w:pStyle w:val="Heading3"/>
+      </w:pPr>
+      <w:r>
+        <w:t>The markers do not all report the same bed</w:t>
+      </w:r>
+    </w:p>
+    <w:p>
+      <w:r>
+        <w:t>A final caution applies to every marker above. There is no such thing as measuring "the microcirculation". A central venous saturation reports the drainage territory above the diaphragm, the skin markers report a bed sacrificed early and deliberately, and sublingual videomicroscopy reports a third. Boerma and colleagues imaged the sublingual and the intestinal microcirculation in 23 patients with abdominal sepsis and a newly constructed stoma. On day one there was no correlation between the two flow indices, Spearman coefficient 0.12, and none between either and the systemic variables. By day three, as both normalised, the correlation reappeared at 0.74. Regional dispersion of flow is itself part of the disease, but it may also partly reflect adaptive metabolic quiescence: tissue with lower metabolic demand generates less local demand for flow, so a highly heterogeneous microcirculation is not necessarily entirely pathologic. This distinction is hardest to resolve precisely when the circulation is most disturbed and the information is most needed.</w:t>
       </w:r>
     </w:p>
     <w:p>
@@ -982,12 +1115,12 @@
     </w:p>
     <w:p>
       <w:r>
-        <w:t>The four interfaces describe how pressure and flow get from the ventricle to the tissue and back. This module is about what happens when the last step stops answering to the first three. The lesion is not a low mean flow but a maldistributed one, so the mean is the wrong statistic and every global measurement inherits the problem. The controlling variable is functional capillary density, set locally by endothelial signalling that inflammation destroys. The break in the pressure profile at the arteriolar outlet means tissue perfusion pressure and calculated systemic vascular resistance are different quantities from the ones the monitor implies, and that a vasopressor can raise the number without raising the perfusion. And the markers that detect all of this are honest instruments with mechanically predictable blind spots, which is why they are read as a set and as trajectories.</w:t>
+        <w:t>The four interfaces describe how pressure and flow get from the ventricle to the tissue and back. This module is about what happens when the last step stops answering to the first three. The lesion is often not simply a low mean flow but a maldistributed one, so the mean can become the wrong statistic and every global measurement inherits the problem. Functional capillary density is therefore a key variable, determined by local endothelial and metabolic regulation but also dependent on whether the upstream arterioles supplying those capillaries remain patent. The behavior of the pressure-flow relation at the arteriolar outlet means that estimated closing pressure, systemic vascular resistance and actual regional perfusion are not interchangeable quantities, and a vasopressor can improve the macrocirculatory numbers without guaranteeing that capillary perfusion improved. And the markers that detect all of this are instruments with mechanically predictable blind spots, which is why they are read as a set and as trajectories.</w:t>
       </w:r>
     </w:p>
     <w:p>
       <w:r>
-        <w:t>The practical conclusion is narrower than it sounds. Macrocirculatory targets are not wrong, they are necessary, and a patient below them is in trouble. They are a floor rather than an endpoint. Once pressure and flow are adequate the remaining question is whether coherence held, and that is answered by whether the perfusion signals moved, over hours, in the same direction as the haemodynamics.</w:t>
+        <w:t>The practical conclusion is narrower than it sounds. Macrocirculatory targets are not wrong, they are necessary, and a patient below them is in trouble. They are a floor rather than an endpoint. Once pressure and flow are adequate the remaining question is whether coupling held, and that is answered by whether the perfusion signals moved, over hours, in the same direction as the haemodynamics.</w:t>
       </w:r>
     </w:p>
     <w:p>
@@ -1194,7 +1327,7 @@
           <w:color w:val="444444"/>
           <w:sz w:val="19"/>
         </w:rPr>
-        <w:t>20. Ospina-Tascón GA, Umaña M, Bermúdez WF, Bautista-Rincón DF, Valencia JD, Madriñán HJ, Hernandez G, Bruhn A, Arango-Dávila C, De Backer D. Can venous-to-arterial carbon dioxide differences reflect microcirculatory alterations in patients with septic shock? Intensive Care Med. 2016;42(2):211-221. doi:10.1007/s00134-015-4133-2. Free full text.</w:t>
+        <w:t>20. Chen CH, Fetics B, Nevo E, Rochitte CE, Chiou KR, Ding PA, et al. Noninvasive single-beat determination of left ventricular end-systolic elastance in humans. J Am Coll Cardiol. 2001;38(7):2028-2034. doi:10.1016/s0735-1097(01)01651-5.</w:t>
       </w:r>
     </w:p>
     <w:p>
@@ -1203,7 +1336,7 @@
           <w:color w:val="444444"/>
           <w:sz w:val="19"/>
         </w:rPr>
-        <w:t>21. Ait-Oufella H, Bourcier S, Alves M, Galbois A, Baudel JL, Margetis D, Bige N, Offenstadt G, Maury E, Guidet B. Alteration of skin perfusion in mottling area during septic shock. Ann Intensive Care. 2013;3(1):31. doi:10.1186/2110-5820-3-31. Free full text.</w:t>
+        <w:t>21. Robergs RA, Ghiasvand F, Parker D. Biochemistry of exercise-induced metabolic acidosis. Am J Physiol Regul Integr Comp Physiol. 2004;287(3):R502-16. doi:10.1152/ajpregu.00114.2004.</w:t>
       </w:r>
     </w:p>
     <w:p>
@@ -1212,7 +1345,7 @@
           <w:color w:val="444444"/>
           <w:sz w:val="19"/>
         </w:rPr>
-        <w:t>22. Kazune S, Caica A, Volceka K, Suba O, Rubins U, Grabovskis A. Relationship of mottling score, skin microcirculatory perfusion indices and biomarkers of endothelial dysfunction in patients with septic shock: an observational study. Crit Care. 2019;23(1):311. doi:10.1186/s13054-019-2589-0. Free full text.</w:t>
+        <w:t>22. Bakker J, Coffernils M, Leon M, Gris P, Vincent JL. Blood lactate levels are superior to oxygen-derived variables in predicting outcome in human septic shock. Chest. 1991;99(4):956-962. doi:10.1378/chest.99.4.956.</w:t>
       </w:r>
     </w:p>
     <w:p>
@@ -1221,7 +1354,7 @@
           <w:color w:val="444444"/>
           <w:sz w:val="19"/>
         </w:rPr>
-        <w:t>23. Dumas G, Lavillegrand JR, Joffre J, Bigé N, de-Moura EB, Baudel JL, Chevret S, Guidet B, Maury E, Amorim F, Ait-Oufella H. Mottling score is a strong predictor of 14-day mortality in septic patients whatever vasopressor doses and other tissue perfusion parameters. Crit Care. 2019;23(1):211. doi:10.1186/s13054-019-2496-4. Free full text.</w:t>
+        <w:t>23. Vincent JL, Bakker J. Blood lactate levels in sepsis: in 8 questions. Curr Opin Crit Care. 2021;27(3):298-302. doi:10.1097/MCC.0000000000000824.</w:t>
       </w:r>
     </w:p>
     <w:p>
@@ -1230,7 +1363,70 @@
           <w:color w:val="444444"/>
           <w:sz w:val="19"/>
         </w:rPr>
-        <w:t>24. Boerma EC, van der Voort PH, Spronk PE, Ince C. Relationship between sublingual and intestinal microcirculatory perfusion in patients with abdominal sepsis. Crit Care Med. 2007;35(4):1055-1060. doi:10.1097/01.CCM.0000259527.89927.F9.</w:t>
+        <w:t>24. Garcia-Alvarez M, Marik P, Bellomo R. Sepsis-associated hyperlactatemia. Crit Care. 2014;18(5):503. doi:10.1186/s13054-014-0503-3. Free full text.</w:t>
+      </w:r>
+    </w:p>
+    <w:p>
+      <w:r>
+        <w:rPr>
+          <w:color w:val="444444"/>
+          <w:sz w:val="19"/>
+        </w:rPr>
+        <w:t>25. Ospina-Tascón GA, Umaña M, Bermúdez WF, Bautista-Rincón DF, Valencia JD, Madriñán HJ, Hernandez G, Bruhn A, Arango-Dávila C, De Backer D. Can venous-to-arterial carbon dioxide differences reflect microcirculatory alterations in patients with septic shock? Intensive Care Med. 2016;42(2):211-221. doi:10.1007/s00134-015-4133-2. Free full text.</w:t>
+      </w:r>
+    </w:p>
+    <w:p>
+      <w:r>
+        <w:rPr>
+          <w:color w:val="444444"/>
+          <w:sz w:val="19"/>
+        </w:rPr>
+        <w:t>26. Ait-Oufella H, Bourcier S, Alves M, Galbois A, Baudel JL, Margetis D, Bige N, Offenstadt G, Maury E, Guidet B. Alteration of skin perfusion in mottling area during septic shock. Ann Intensive Care. 2013;3(1):31. doi:10.1186/2110-5820-3-31. Free full text.</w:t>
+      </w:r>
+    </w:p>
+    <w:p>
+      <w:r>
+        <w:rPr>
+          <w:color w:val="444444"/>
+          <w:sz w:val="19"/>
+        </w:rPr>
+        <w:t>27. Kazune S, Caica A, Volceka K, Suba O, Rubins U, Grabovskis A. Relationship of mottling score, skin microcirculatory perfusion indices and biomarkers of endothelial dysfunction in patients with septic shock: an observational study. Crit Care. 2019;23(1):311. doi:10.1186/s13054-019-2589-0. Free full text.</w:t>
+      </w:r>
+    </w:p>
+    <w:p>
+      <w:r>
+        <w:rPr>
+          <w:color w:val="444444"/>
+          <w:sz w:val="19"/>
+        </w:rPr>
+        <w:t>28. Dumas G, Lavillegrand JR, Joffre J, Bigé N, de-Moura EB, Baudel JL, Chevret S, Guidet B, Maury E, Amorim F, Ait-Oufella H. Mottling score is a strong predictor of 14-day mortality in septic patients whatever vasopressor doses and other tissue perfusion parameters. Crit Care. 2019;23(1):211. doi:10.1186/s13054-019-2496-4. Free full text.</w:t>
+      </w:r>
+    </w:p>
+    <w:p>
+      <w:r>
+        <w:rPr>
+          <w:color w:val="444444"/>
+          <w:sz w:val="19"/>
+        </w:rPr>
+        <w:t>29. Andrei S, Bar S, Nguyen M, Bouhemad B, Longrois D, Guinot PG. Capillary refill time changes are associated with Vascular Waterfall response in post-cardiac surgery patients. Ann Intensive Care. 2026;16:100105. doi:10.1016/j.aicoj.2026.100105. Free full text.</w:t>
+      </w:r>
+    </w:p>
+    <w:p>
+      <w:r>
+        <w:rPr>
+          <w:color w:val="444444"/>
+          <w:sz w:val="19"/>
+        </w:rPr>
+        <w:t>30. Boerma EC, van der Voort PH, Spronk PE, Ince C. Relationship between sublingual and intestinal microcirculatory perfusion in patients with abdominal sepsis. Crit Care Med. 2007;35(4):1055-1060. doi:10.1097/01.CCM.0000259527.89927.F9.</w:t>
+      </w:r>
+    </w:p>
+    <w:p>
+      <w:r>
+        <w:rPr>
+          <w:color w:val="444444"/>
+          <w:sz w:val="19"/>
+        </w:rPr>
+        <w:t>31. Schumacker PT, Chandel N, Agusti AG. Oxygen conformance of cellular respiration in hepatocytes. Am J Physiol. 1993;265(4 Pt 1):L395-402. doi:10.1152/ajplung.1993.265.4.L395.</w:t>
       </w:r>
     </w:p>
     <w:sectPr>

--- a/Module Edit Docs/I6 - Edit Doc.docx
+++ b/Module Edit Docs/I6 - Edit Doc.docx
@@ -28,7 +28,7 @@
           <w:color w:val="B00000"/>
           <w:sz w:val="21"/>
         </w:rPr>
-        <w:t>ISSUES FLAGGED FOR THIS MODULE (7)</w:t>
+        <w:t>ISSUES FLAGGED FOR THIS MODULE (8)</w:t>
       </w:r>
     </w:p>
     <w:p>
@@ -109,6 +109,16 @@
           <w:sz w:val="19"/>
         </w:rPr>
         <w:t>[NOTE: 2026-09-13 fixup pass applied the two missed Gustavo insertions on capillary refill time (CRT interrogates the same bed by a different route, reframed via Module I11 as a provoked but non-mechanism-identifying test of peripheral microvascular reactivity), restored as a standalone paragraph after the mottling mechanisms paragraph, and trimmed the outdated merged sentence it had replaced from the Andrei P_cc paragraph. Lint: 0 problems.]</w:t>
+      </w:r>
+    </w:p>
+    <w:p>
+      <w:r>
+        <w:rPr>
+          <w:i/>
+          <w:color w:val="5A5A5A"/>
+          <w:sz w:val="19"/>
+        </w:rPr>
+        <w:t>[NOTE: 2026-09-13 figure pass placed all six of Gustavo's V2 pasted images per Neal's instruction that a Pra or Pmsf label does not disqualify a figure. i6-heterogeneous-bed-arithmetic.jpg and i6-two-circuit-profile-annotated.jpg are redrawn versions of the existing flow-heterogeneity and two-circuit-profile SVGs and were placed immediately after them rather than skipped as duplicates (the SOURCE note above calling them "not used" is superseded). i6-ldh-reaction.jpg and i6-lactate-cellular-handling.jpg illustrate the new Lactate prose. i6-co2-gap-cardiac-output-curve.png and i6-co2-gap-microcirculation-panels.jpg illustrate the new CO2-gap prose. The curve is credited "Reproduced from Ltaief Z, et al., Critical Care, 2021, as supplied by Gustavo García Chávez, source to be confirmed" since the citation still does not resolve to a PMID (the earlier SOURCE note above is superseded for figure use but the citation itself is still unverified for the reference list). All six saved to img/ as JPEG except the line-art curve, kept as PNG. Lint: 0 problems.]</w:t>
       </w:r>
     </w:p>
     <w:p/>
@@ -238,6 +248,61 @@
           <w:sz w:val="19"/>
         </w:rPr>
         <w:t>The arithmetic of a heterogeneous bed. Total flow is identical in the first two panels, yet consumption halves and venous saturation rises, because the sample is weighted by flow and the stopped units contribute none. In the third panel the treatment that a low consumption would normally prompt, more flow, makes the monitored number look better without changing the consumption at all.</w:t>
+      </w:r>
+    </w:p>
+    <w:p>
+      <w:r>
+        <w:rPr>
+          <w:i/>
+          <w:color w:val="C0392B"/>
+          <w:sz w:val="19"/>
+        </w:rPr>
+        <w:t>[Layout note: figure shown small here. On the web it is currently full column width, about 750px. Say if you want it smaller/larger, moved, cropped, or replaced.]</w:t>
+      </w:r>
+    </w:p>
+    <w:p>
+      <w:r>
+        <w:drawing>
+          <wp:inline xmlns:a="http://schemas.openxmlformats.org/drawingml/2006/main" xmlns:pic="http://schemas.openxmlformats.org/drawingml/2006/picture">
+            <wp:extent cx="2834640" cy="2125980"/>
+            <wp:docPr id="2" name="Picture 2"/>
+            <wp:cNvGraphicFramePr>
+              <a:graphicFrameLocks noChangeAspect="1"/>
+            </wp:cNvGraphicFramePr>
+            <a:graphic>
+              <a:graphicData uri="http://schemas.openxmlformats.org/drawingml/2006/picture">
+                <pic:pic>
+                  <pic:nvPicPr>
+                    <pic:cNvPr id="0" name="i6-heterogeneous-bed-arithmetic.jpg"/>
+                    <pic:cNvPicPr/>
+                  </pic:nvPicPr>
+                  <pic:blipFill>
+                    <a:blip r:embed="rId10"/>
+                    <a:stretch>
+                      <a:fillRect/>
+                    </a:stretch>
+                  </pic:blipFill>
+                  <pic:spPr>
+                    <a:xfrm>
+                      <a:off x="0" y="0"/>
+                      <a:ext cx="2834640" cy="2125980"/>
+                    </a:xfrm>
+                    <a:prstGeom prst="rect"/>
+                  </pic:spPr>
+                </pic:pic>
+              </a:graphicData>
+            </a:graphic>
+          </wp:inline>
+        </w:drawing>
+      </w:r>
+    </w:p>
+    <w:p>
+      <w:r>
+        <w:rPr>
+          <w:color w:val="777777"/>
+          <w:sz w:val="19"/>
+        </w:rPr>
+        <w:t>A worked numeric version of the panel above. Total flow is four units in the first two cases and eight in the third, with the fraction of open capillaries and the extraction per open unit held fixed, so the venous saturation and the oxygen consumed can be read off directly for each case: 75 percent and 100 units when all four units are open, 87.5 percent and 50 units when two are closed, and 93.8 percent and still 50 units when the flow through those two open units is doubled. The venous sample is a flow-weighted average, so a unit with no flow contributes nothing to it, which is why saturation keeps rising in the third panel while consumption does not move at all. Drawn by Gustavo García Chávez for this module.</w:t>
       </w:r>
     </w:p>
     <w:p>
@@ -787,7 +852,7 @@
         <w:drawing>
           <wp:inline xmlns:a="http://schemas.openxmlformats.org/drawingml/2006/main" xmlns:pic="http://schemas.openxmlformats.org/drawingml/2006/picture">
             <wp:extent cx="2834640" cy="2834640"/>
-            <wp:docPr id="2" name="Picture 2"/>
+            <wp:docPr id="3" name="Picture 3"/>
             <wp:cNvGraphicFramePr>
               <a:graphicFrameLocks noChangeAspect="1"/>
             </wp:cNvGraphicFramePr>
@@ -799,7 +864,7 @@
                     <pic:cNvPicPr/>
                   </pic:nvPicPr>
                   <pic:blipFill>
-                    <a:blip r:embed="rId10"/>
+                    <a:blip r:embed="rId11"/>
                     <a:stretch>
                       <a:fillRect/>
                     </a:stretch>
@@ -825,6 +890,61 @@
           <w:sz w:val="19"/>
         </w:rPr>
         <w:t>The circulation as two series circuits separated by a waterfall. The pressure the tissue actually sees is the mean arterial pressure minus the critical closing pressure, and the pressure driving venous return is the mean systemic filling pressure minus the right atrial pressure. The difference between them is dissipated across the waterfall and belongs to neither resistance.</w:t>
+      </w:r>
+    </w:p>
+    <w:p>
+      <w:r>
+        <w:rPr>
+          <w:i/>
+          <w:color w:val="C0392B"/>
+          <w:sz w:val="19"/>
+        </w:rPr>
+        <w:t>[Layout note: figure shown small here. On the web it is currently capped at 640px wide. Say if you want it smaller/larger, moved, cropped, or replaced.]</w:t>
+      </w:r>
+    </w:p>
+    <w:p>
+      <w:r>
+        <w:drawing>
+          <wp:inline xmlns:a="http://schemas.openxmlformats.org/drawingml/2006/main" xmlns:pic="http://schemas.openxmlformats.org/drawingml/2006/picture">
+            <wp:extent cx="2834640" cy="2607869"/>
+            <wp:docPr id="4" name="Picture 4"/>
+            <wp:cNvGraphicFramePr>
+              <a:graphicFrameLocks noChangeAspect="1"/>
+            </wp:cNvGraphicFramePr>
+            <a:graphic>
+              <a:graphicData uri="http://schemas.openxmlformats.org/drawingml/2006/picture">
+                <pic:pic>
+                  <pic:nvPicPr>
+                    <pic:cNvPr id="0" name="i6-two-circuit-profile-annotated.jpg"/>
+                    <pic:cNvPicPr/>
+                  </pic:nvPicPr>
+                  <pic:blipFill>
+                    <a:blip r:embed="rId12"/>
+                    <a:stretch>
+                      <a:fillRect/>
+                    </a:stretch>
+                  </pic:blipFill>
+                  <pic:spPr>
+                    <a:xfrm>
+                      <a:off x="0" y="0"/>
+                      <a:ext cx="2834640" cy="2607869"/>
+                    </a:xfrm>
+                    <a:prstGeom prst="rect"/>
+                  </pic:spPr>
+                </pic:pic>
+              </a:graphicData>
+            </a:graphic>
+          </wp:inline>
+        </w:drawing>
+      </w:r>
+    </w:p>
+    <w:p>
+      <w:r>
+        <w:rPr>
+          <w:color w:val="777777"/>
+          <w:sz w:val="19"/>
+        </w:rPr>
+        <w:t>The same pressure profile with the anatomical correlate drawn in above it. The critical closing pressure and mean systemic filling pressure sit at the two ends of the vascular waterfall inside the capillary bed, and the dotted lines tie each point on the graph to where it occurs in the vessels. In the figure, the label "Pra" denotes RAP and "Pmsf" denotes Pms. Drawn by Gustavo García Chávez for this module.</w:t>
       </w:r>
     </w:p>
     <w:p>
@@ -952,6 +1072,61 @@
     </w:p>
     <w:p>
       <w:r>
+        <w:drawing>
+          <wp:inline xmlns:a="http://schemas.openxmlformats.org/drawingml/2006/main" xmlns:pic="http://schemas.openxmlformats.org/drawingml/2006/picture">
+            <wp:extent cx="2834640" cy="2125980"/>
+            <wp:docPr id="5" name="Picture 5"/>
+            <wp:cNvGraphicFramePr>
+              <a:graphicFrameLocks noChangeAspect="1"/>
+            </wp:cNvGraphicFramePr>
+            <a:graphic>
+              <a:graphicData uri="http://schemas.openxmlformats.org/drawingml/2006/picture">
+                <pic:pic>
+                  <pic:nvPicPr>
+                    <pic:cNvPr id="0" name="i6-ldh-reaction.jpg"/>
+                    <pic:cNvPicPr/>
+                  </pic:nvPicPr>
+                  <pic:blipFill>
+                    <a:blip r:embed="rId13"/>
+                    <a:stretch>
+                      <a:fillRect/>
+                    </a:stretch>
+                  </pic:blipFill>
+                  <pic:spPr>
+                    <a:xfrm>
+                      <a:off x="0" y="0"/>
+                      <a:ext cx="2834640" cy="2125980"/>
+                    </a:xfrm>
+                    <a:prstGeom prst="rect"/>
+                  </pic:spPr>
+                </pic:pic>
+              </a:graphicData>
+            </a:graphic>
+          </wp:inline>
+        </w:drawing>
+      </w:r>
+    </w:p>
+    <w:p>
+      <w:r>
+        <w:rPr>
+          <w:color w:val="777777"/>
+          <w:sz w:val="19"/>
+        </w:rPr>
+        <w:t>The lactate dehydrogenase reaction drawn out structurally. Pyruvate is reduced to lactate as NADH is oxidised back to NAD+, and the reaction consumes a hydrogen ion in the process. The three panels below the structures summarise why this matters clinically: continued glycolytic flux, buffering of cytosolic acidity, and preservation of protein conformation, the mechanistic basis for treating lactate formation as a redox-buffering reaction rather than the cause of the acidosis. Drawn by Gustavo García Chávez for this module.</w:t>
+      </w:r>
+    </w:p>
+    <w:p>
+      <w:r>
+        <w:rPr>
+          <w:i/>
+          <w:color w:val="C0392B"/>
+          <w:sz w:val="19"/>
+        </w:rPr>
+        <w:t>[Layout note: figure shown small here. On the web it is currently full column width, about 750px. Say if you want it smaller/larger, moved, cropped, or replaced.]</w:t>
+      </w:r>
+    </w:p>
+    <w:p>
+      <w:r>
         <w:t>The important caveat is that the same pathway can accelerate even when oxygen is available. In sepsis, shock, exercise, shivering, seizures or epinephrine exposure, β2-adrenergic stimulation increases glycolytic flux and Na+/K+-ATPase activity, generating pyruvate faster than mitochondria can oxidise it. Under those circumstances, a larger fraction of pyruvate is converted to lactate despite preserved oxygen availability. Inflammatory signalling may further impair mitochondrial pyruvate utilisation, including through inhibition of pyruvate dehydrogenase. Hyperlactataemia may therefore reflect increased glycolytic throughput and altered substrate handling rather than tissue hypoxia alone. For this reason, lactate should be interpreted as a marker of metabolic stress, not as a direct flow meter.</w:t>
       </w:r>
     </w:p>
@@ -963,6 +1138,61 @@
     <w:p>
       <w:r>
         <w:t>That balance is even more dynamic because lactate is not simply a waste product waiting to be cleared. It is a mobile carbon and redox substrate exchanged between tissues and can serve as an important fuel, particularly during stress. Highly oxidative tissues such as the heart, brain and kidneys can take up lactate and oxidise it for energy, while the liver can recycle lactate through gluconeogenesis. Glucose-derived pyruvate may enter the mitochondria for oxidation or be converted to lactate by lactate dehydrogenase, and lactate can then be exported or imported through monocarboxylate transporters and used by other cells as a metabolic substrate, a shuttle that underscores why circulating lactate reflects production, transport, utilisation and clearance rather than the accumulation of a useless end product or anaerobic metabolism alone.</w:t>
+      </w:r>
+    </w:p>
+    <w:p>
+      <w:r>
+        <w:drawing>
+          <wp:inline xmlns:a="http://schemas.openxmlformats.org/drawingml/2006/main" xmlns:pic="http://schemas.openxmlformats.org/drawingml/2006/picture">
+            <wp:extent cx="2834640" cy="1891110"/>
+            <wp:docPr id="6" name="Picture 6"/>
+            <wp:cNvGraphicFramePr>
+              <a:graphicFrameLocks noChangeAspect="1"/>
+            </wp:cNvGraphicFramePr>
+            <a:graphic>
+              <a:graphicData uri="http://schemas.openxmlformats.org/drawingml/2006/picture">
+                <pic:pic>
+                  <pic:nvPicPr>
+                    <pic:cNvPr id="0" name="i6-lactate-cellular-handling.jpg"/>
+                    <pic:cNvPicPr/>
+                  </pic:nvPicPr>
+                  <pic:blipFill>
+                    <a:blip r:embed="rId14"/>
+                    <a:stretch>
+                      <a:fillRect/>
+                    </a:stretch>
+                  </pic:blipFill>
+                  <pic:spPr>
+                    <a:xfrm>
+                      <a:off x="0" y="0"/>
+                      <a:ext cx="2834640" cy="1891110"/>
+                    </a:xfrm>
+                    <a:prstGeom prst="rect"/>
+                  </pic:spPr>
+                </pic:pic>
+              </a:graphicData>
+            </a:graphic>
+          </wp:inline>
+        </w:drawing>
+      </w:r>
+    </w:p>
+    <w:p>
+      <w:r>
+        <w:rPr>
+          <w:color w:val="777777"/>
+          <w:sz w:val="19"/>
+        </w:rPr>
+        <w:t>Cellular handling of lactate. Glucose enters through a GLUT transporter and is converted to pyruvate, which either enters the mitochondrion for oxidation or is reduced to lactate by lactate dehydrogenase. Lactate then leaves the cell through the MCT4 transporter, carrying a hydrogen ion with it, and can be taken back up by another cell through MCT1 and used there as a substrate, the shuttle that lets one tissue's lactate become another tissue's fuel. Drawn by Gustavo García Chávez for this module.</w:t>
+      </w:r>
+    </w:p>
+    <w:p>
+      <w:r>
+        <w:rPr>
+          <w:i/>
+          <w:color w:val="C0392B"/>
+          <w:sz w:val="19"/>
+        </w:rPr>
+        <w:t>[Layout note: figure shown small here. On the web it is currently full column width, about 750px. Say if you want it smaller/larger, moved, cropped, or replaced.]</w:t>
       </w:r>
     </w:p>
     <w:p>
@@ -1046,7 +1276,117 @@
     </w:p>
     <w:p>
       <w:r>
+        <w:drawing>
+          <wp:inline xmlns:a="http://schemas.openxmlformats.org/drawingml/2006/main" xmlns:pic="http://schemas.openxmlformats.org/drawingml/2006/picture">
+            <wp:extent cx="2834640" cy="1885036"/>
+            <wp:docPr id="7" name="Picture 7"/>
+            <wp:cNvGraphicFramePr>
+              <a:graphicFrameLocks noChangeAspect="1"/>
+            </wp:cNvGraphicFramePr>
+            <a:graphic>
+              <a:graphicData uri="http://schemas.openxmlformats.org/drawingml/2006/picture">
+                <pic:pic>
+                  <pic:nvPicPr>
+                    <pic:cNvPr id="0" name="i6-co2-gap-cardiac-output-curve.png"/>
+                    <pic:cNvPicPr/>
+                  </pic:nvPicPr>
+                  <pic:blipFill>
+                    <a:blip r:embed="rId15"/>
+                    <a:stretch>
+                      <a:fillRect/>
+                    </a:stretch>
+                  </pic:blipFill>
+                  <pic:spPr>
+                    <a:xfrm>
+                      <a:off x="0" y="0"/>
+                      <a:ext cx="2834640" cy="1885036"/>
+                    </a:xfrm>
+                    <a:prstGeom prst="rect"/>
+                  </pic:spPr>
+                </pic:pic>
+              </a:graphicData>
+            </a:graphic>
+          </wp:inline>
+        </w:drawing>
+      </w:r>
+    </w:p>
+    <w:p>
+      <w:r>
+        <w:rPr>
+          <w:color w:val="777777"/>
+          <w:sz w:val="19"/>
+        </w:rPr>
+        <w:t>The gap plotted against cardiac output as a family of curves rather than one curve. Each curve corresponds to a different rate of carbon dioxide production, so the same gap sits on a different curve, and implies a different cardiac output, depending on how much carbon dioxide the tissues are making. Reproduced from Ltaief Z, et al., Critical Care, 2021, as supplied by Gustavo García Chávez, source to be confirmed.</w:t>
+      </w:r>
+    </w:p>
+    <w:p>
+      <w:r>
+        <w:rPr>
+          <w:i/>
+          <w:color w:val="C0392B"/>
+          <w:sz w:val="19"/>
+        </w:rPr>
+        <w:t>[Layout note: figure shown small here. On the web it is currently capped at 640px wide. Say if you want it smaller/larger, moved, cropped, or replaced.]</w:t>
+      </w:r>
+    </w:p>
+    <w:p>
+      <w:r>
         <w:t>The gap is useful alongside the saturation because it is sensitive to distribution and not only to total flow. Ospina-Tascón and colleagues studied 75 patients with septic shock by sublingual videomicroscopy and found that the proportion of perfused small vessels fell progressively as the gap widened, independently of global haemodynamic variables. Stagnant capillary units accumulate carbon dioxide locally and it reaches the venous effluent by diffusion into whatever blood passes nearby, so the gap registers a distribution failure that the flow-weighted oxygen saturation cannot. That complementarity is the mechanistic basis of the combined interpretation grid in module I11.</w:t>
+      </w:r>
+    </w:p>
+    <w:p>
+      <w:r>
+        <w:drawing>
+          <wp:inline xmlns:a="http://schemas.openxmlformats.org/drawingml/2006/main" xmlns:pic="http://schemas.openxmlformats.org/drawingml/2006/picture">
+            <wp:extent cx="2834640" cy="1382899"/>
+            <wp:docPr id="8" name="Picture 8"/>
+            <wp:cNvGraphicFramePr>
+              <a:graphicFrameLocks noChangeAspect="1"/>
+            </wp:cNvGraphicFramePr>
+            <a:graphic>
+              <a:graphicData uri="http://schemas.openxmlformats.org/drawingml/2006/picture">
+                <pic:pic>
+                  <pic:nvPicPr>
+                    <pic:cNvPr id="0" name="i6-co2-gap-microcirculation-panels.jpg"/>
+                    <pic:cNvPicPr/>
+                  </pic:nvPicPr>
+                  <pic:blipFill>
+                    <a:blip r:embed="rId16"/>
+                    <a:stretch>
+                      <a:fillRect/>
+                    </a:stretch>
+                  </pic:blipFill>
+                  <pic:spPr>
+                    <a:xfrm>
+                      <a:off x="0" y="0"/>
+                      <a:ext cx="2834640" cy="1382899"/>
+                    </a:xfrm>
+                    <a:prstGeom prst="rect"/>
+                  </pic:spPr>
+                </pic:pic>
+              </a:graphicData>
+            </a:graphic>
+          </wp:inline>
+        </w:drawing>
+      </w:r>
+    </w:p>
+    <w:p>
+      <w:r>
+        <w:rPr>
+          <w:color w:val="777777"/>
+          <w:sz w:val="19"/>
+        </w:rPr>
+        <w:t>Three routes to a widened gap. With homogeneous microflow, a normal macrocirculation produces a narrow gap and a low one widens it by limiting convective washout alone. With macrocirculatory flow preserved but microcirculatory flow heterogeneous, the stagnant units accumulate carbon dioxide and shed it by diffusion into the flowing capillaries beside them, widening the gap despite a normal cardiac output, which is the distribution failure Ospina-Tascón and colleagues described by videomicroscopy. Drawn by Gustavo García Chávez for this module.</w:t>
+      </w:r>
+    </w:p>
+    <w:p>
+      <w:r>
+        <w:rPr>
+          <w:i/>
+          <w:color w:val="C0392B"/>
+          <w:sz w:val="19"/>
+        </w:rPr>
+        <w:t>[Layout note: figure shown small here. On the web it is currently full column width, about 750px. Say if you want it smaller/larger, moved, cropped, or replaced.]</w:t>
       </w:r>
     </w:p>
     <w:p>
